--- a/Documentation/Working_Documents/Chatterbox_User_Guide.docx
+++ b/Documentation/Working_Documents/Chatterbox_User_Guide.docx
@@ -14,7 +14,7 @@
       </w:pPr>
       <w:bookmarkStart w:id="0" w:name="_Toc1552374283"/>
       <w:bookmarkStart w:id="1" w:name="_Toc2114330806"/>
-      <w:bookmarkStart w:id="2" w:name="_Toc218784698"/>
+      <w:bookmarkStart w:id="2" w:name="_Toc169873565"/>
       <w:r>
         <w:rPr>
           <w:rFonts w:ascii="Calibri" w:eastAsia="Calibri" w:hAnsi="Calibri" w:cs="Calibri"/>
@@ -166,7 +166,7 @@
               <w:kern w:val="2"/>
               <w:sz w:val="24"/>
               <w:szCs w:val="24"/>
-              <w:lang w:eastAsia="en-CA"/>
+              <w:lang w:val="en-US"/>
               <w14:ligatures w14:val="standardContextual"/>
             </w:rPr>
           </w:pPr>
@@ -179,7 +179,78 @@
           <w:r>
             <w:fldChar w:fldCharType="separate"/>
           </w:r>
-          <w:hyperlink w:anchor="_Toc218784698" w:history="1">
+          <w:hyperlink w:anchor="_Toc169873564" w:history="1">
+            <w:r>
+              <w:rPr>
+                <w:rStyle w:val="Hyperlink"/>
+                <w:rFonts w:ascii="Calibri" w:eastAsia="Calibri" w:hAnsi="Calibri" w:cs="Calibri"/>
+                <w:noProof/>
+              </w:rPr>
+              <w:t>Completion Checklist (DELETE BEFORE POSTING)</w:t>
+            </w:r>
+            <w:r>
+              <w:rPr>
+                <w:noProof/>
+                <w:webHidden/>
+              </w:rPr>
+              <w:tab/>
+            </w:r>
+            <w:r>
+              <w:rPr>
+                <w:noProof/>
+                <w:webHidden/>
+              </w:rPr>
+              <w:fldChar w:fldCharType="begin"/>
+            </w:r>
+            <w:r>
+              <w:rPr>
+                <w:noProof/>
+                <w:webHidden/>
+              </w:rPr>
+              <w:instrText xml:space="preserve"> PAGEREF _Toc169873564 \h </w:instrText>
+            </w:r>
+            <w:r>
+              <w:rPr>
+                <w:noProof/>
+                <w:webHidden/>
+              </w:rPr>
+              <w:fldChar w:fldCharType="separate"/>
+            </w:r>
+            <w:r>
+              <w:rPr>
+                <w:b/>
+                <w:bCs/>
+                <w:noProof/>
+                <w:webHidden/>
+                <w:lang w:val="en-US"/>
+              </w:rPr>
+              <w:t>Error! Bookmark not defined.</w:t>
+            </w:r>
+            <w:r>
+              <w:rPr>
+                <w:noProof/>
+                <w:webHidden/>
+              </w:rPr>
+              <w:fldChar w:fldCharType="end"/>
+            </w:r>
+          </w:hyperlink>
+        </w:p>
+        <w:p>
+          <w:pPr>
+            <w:pStyle w:val="TOC1"/>
+            <w:tabs>
+              <w:tab w:val="right" w:leader="dot" w:pos="9350"/>
+            </w:tabs>
+            <w:rPr>
+              <w:noProof/>
+              <w:kern w:val="2"/>
+              <w:sz w:val="24"/>
+              <w:szCs w:val="24"/>
+              <w:lang w:val="en-US"/>
+              <w14:ligatures w14:val="standardContextual"/>
+            </w:rPr>
+          </w:pPr>
+          <w:hyperlink w:anchor="_Toc169873565" w:history="1">
             <w:r>
               <w:rPr>
                 <w:rStyle w:val="Hyperlink"/>
@@ -207,7 +278,7 @@
                 <w:noProof/>
                 <w:webHidden/>
               </w:rPr>
-              <w:instrText xml:space="preserve"> PAGEREF _Toc218784698 \h </w:instrText>
+              <w:instrText xml:space="preserve"> PAGEREF _Toc169873565 \h </w:instrText>
             </w:r>
             <w:r>
               <w:rPr>
@@ -249,11 +320,11 @@
               <w:kern w:val="2"/>
               <w:sz w:val="24"/>
               <w:szCs w:val="24"/>
-              <w:lang w:eastAsia="en-CA"/>
+              <w:lang w:val="en-US"/>
               <w14:ligatures w14:val="standardContextual"/>
             </w:rPr>
           </w:pPr>
-          <w:hyperlink w:anchor="_Toc218784699" w:history="1">
+          <w:hyperlink w:anchor="_Toc169873566" w:history="1">
             <w:r>
               <w:rPr>
                 <w:rStyle w:val="Hyperlink"/>
@@ -281,7 +352,7 @@
                 <w:noProof/>
                 <w:webHidden/>
               </w:rPr>
-              <w:instrText xml:space="preserve"> PAGEREF _Toc218784699 \h </w:instrText>
+              <w:instrText xml:space="preserve"> PAGEREF _Toc169873566 \h </w:instrText>
             </w:r>
             <w:r>
               <w:rPr>
@@ -323,11 +394,11 @@
               <w:kern w:val="2"/>
               <w:sz w:val="24"/>
               <w:szCs w:val="24"/>
-              <w:lang w:eastAsia="en-CA"/>
+              <w:lang w:val="en-US"/>
               <w14:ligatures w14:val="standardContextual"/>
             </w:rPr>
           </w:pPr>
-          <w:hyperlink w:anchor="_Toc218784700" w:history="1">
+          <w:hyperlink w:anchor="_Toc169873567" w:history="1">
             <w:r>
               <w:rPr>
                 <w:rStyle w:val="Hyperlink"/>
@@ -355,7 +426,7 @@
                 <w:noProof/>
                 <w:webHidden/>
               </w:rPr>
-              <w:instrText xml:space="preserve"> PAGEREF _Toc218784700 \h </w:instrText>
+              <w:instrText xml:space="preserve"> PAGEREF _Toc169873567 \h </w:instrText>
             </w:r>
             <w:r>
               <w:rPr>
@@ -397,18 +468,18 @@
               <w:kern w:val="2"/>
               <w:sz w:val="24"/>
               <w:szCs w:val="24"/>
-              <w:lang w:eastAsia="en-CA"/>
+              <w:lang w:val="en-US"/>
               <w14:ligatures w14:val="standardContextual"/>
             </w:rPr>
           </w:pPr>
-          <w:hyperlink w:anchor="_Toc218784701" w:history="1">
+          <w:hyperlink w:anchor="_Toc169873568" w:history="1">
             <w:r>
               <w:rPr>
                 <w:rStyle w:val="Hyperlink"/>
                 <w:rFonts w:ascii="Calibri" w:eastAsia="Calibri" w:hAnsi="Calibri" w:cs="Calibri"/>
                 <w:noProof/>
               </w:rPr>
-              <w:t>Specifications</w:t>
+              <w:t>Usage</w:t>
             </w:r>
             <w:r>
               <w:rPr>
@@ -429,7 +500,7 @@
                 <w:noProof/>
                 <w:webHidden/>
               </w:rPr>
-              <w:instrText xml:space="preserve"> PAGEREF _Toc218784701 \h </w:instrText>
+              <w:instrText xml:space="preserve"> PAGEREF _Toc169873568 \h </w:instrText>
             </w:r>
             <w:r>
               <w:rPr>
@@ -449,7 +520,7 @@
                 <w:noProof/>
                 <w:webHidden/>
               </w:rPr>
-              <w:t>7</w:t>
+              <w:t>9</w:t>
             </w:r>
             <w:r>
               <w:rPr>
@@ -471,11 +542,11 @@
               <w:kern w:val="2"/>
               <w:sz w:val="24"/>
               <w:szCs w:val="24"/>
-              <w:lang w:eastAsia="en-CA"/>
+              <w:lang w:val="en-US"/>
               <w14:ligatures w14:val="standardContextual"/>
             </w:rPr>
           </w:pPr>
-          <w:hyperlink w:anchor="_Toc218784702" w:history="1">
+          <w:hyperlink w:anchor="_Toc169873569" w:history="1">
             <w:r>
               <w:rPr>
                 <w:rStyle w:val="Hyperlink"/>
@@ -503,7 +574,7 @@
                 <w:noProof/>
                 <w:webHidden/>
               </w:rPr>
-              <w:instrText xml:space="preserve"> PAGEREF _Toc218784702 \h </w:instrText>
+              <w:instrText xml:space="preserve"> PAGEREF _Toc169873569 \h </w:instrText>
             </w:r>
             <w:r>
               <w:rPr>
@@ -523,7 +594,7 @@
                 <w:noProof/>
                 <w:webHidden/>
               </w:rPr>
-              <w:t>7</w:t>
+              <w:t>9</w:t>
             </w:r>
             <w:r>
               <w:rPr>
@@ -545,18 +616,18 @@
               <w:kern w:val="2"/>
               <w:sz w:val="24"/>
               <w:szCs w:val="24"/>
-              <w:lang w:eastAsia="en-CA"/>
+              <w:lang w:val="en-US"/>
               <w14:ligatures w14:val="standardContextual"/>
             </w:rPr>
           </w:pPr>
-          <w:hyperlink w:anchor="_Toc218784703" w:history="1">
+          <w:hyperlink w:anchor="_Toc169873570" w:history="1">
             <w:r>
               <w:rPr>
                 <w:rStyle w:val="Hyperlink"/>
                 <w:rFonts w:ascii="Calibri" w:eastAsia="Calibri" w:hAnsi="Calibri" w:cs="Calibri"/>
                 <w:noProof/>
               </w:rPr>
-              <w:t>Usage</w:t>
+              <w:t>Specifications</w:t>
             </w:r>
             <w:r>
               <w:rPr>
@@ -577,7 +648,7 @@
                 <w:noProof/>
                 <w:webHidden/>
               </w:rPr>
-              <w:instrText xml:space="preserve"> PAGEREF _Toc218784703 \h </w:instrText>
+              <w:instrText xml:space="preserve"> PAGEREF _Toc169873570 \h </w:instrText>
             </w:r>
             <w:r>
               <w:rPr>
@@ -597,279 +668,7 @@
                 <w:noProof/>
                 <w:webHidden/>
               </w:rPr>
-              <w:t>7</w:t>
-            </w:r>
-            <w:r>
-              <w:rPr>
-                <w:noProof/>
-                <w:webHidden/>
-              </w:rPr>
-              <w:fldChar w:fldCharType="end"/>
-            </w:r>
-          </w:hyperlink>
-        </w:p>
-        <w:p>
-          <w:pPr>
-            <w:pStyle w:val="TOC3"/>
-            <w:tabs>
-              <w:tab w:val="right" w:leader="dot" w:pos="9350"/>
-            </w:tabs>
-            <w:rPr>
-              <w:noProof/>
-            </w:rPr>
-          </w:pPr>
-          <w:hyperlink w:anchor="_Toc218784704" w:history="1">
-            <w:r>
-              <w:rPr>
-                <w:rStyle w:val="Hyperlink"/>
-                <w:noProof/>
-              </w:rPr>
-              <w:t>Powering the Chatterbox</w:t>
-            </w:r>
-            <w:r>
-              <w:rPr>
-                <w:noProof/>
-                <w:webHidden/>
-              </w:rPr>
-              <w:tab/>
-            </w:r>
-            <w:r>
-              <w:rPr>
-                <w:noProof/>
-                <w:webHidden/>
-              </w:rPr>
-              <w:fldChar w:fldCharType="begin"/>
-            </w:r>
-            <w:r>
-              <w:rPr>
-                <w:noProof/>
-                <w:webHidden/>
-              </w:rPr>
-              <w:instrText xml:space="preserve"> PAGEREF _Toc218784704 \h </w:instrText>
-            </w:r>
-            <w:r>
-              <w:rPr>
-                <w:noProof/>
-                <w:webHidden/>
-              </w:rPr>
-            </w:r>
-            <w:r>
-              <w:rPr>
-                <w:noProof/>
-                <w:webHidden/>
-              </w:rPr>
-              <w:fldChar w:fldCharType="separate"/>
-            </w:r>
-            <w:r>
-              <w:rPr>
-                <w:noProof/>
-                <w:webHidden/>
-              </w:rPr>
-              <w:t>7</w:t>
-            </w:r>
-            <w:r>
-              <w:rPr>
-                <w:noProof/>
-                <w:webHidden/>
-              </w:rPr>
-              <w:fldChar w:fldCharType="end"/>
-            </w:r>
-          </w:hyperlink>
-        </w:p>
-        <w:p>
-          <w:pPr>
-            <w:pStyle w:val="TOC3"/>
-            <w:tabs>
-              <w:tab w:val="right" w:leader="dot" w:pos="9350"/>
-            </w:tabs>
-            <w:rPr>
-              <w:noProof/>
-            </w:rPr>
-          </w:pPr>
-          <w:hyperlink w:anchor="_Toc218784705" w:history="1">
-            <w:r>
-              <w:rPr>
-                <w:rStyle w:val="Hyperlink"/>
-                <w:noProof/>
-              </w:rPr>
-              <w:t>Initial Setup</w:t>
-            </w:r>
-            <w:r>
-              <w:rPr>
-                <w:noProof/>
-                <w:webHidden/>
-              </w:rPr>
-              <w:tab/>
-            </w:r>
-            <w:r>
-              <w:rPr>
-                <w:noProof/>
-                <w:webHidden/>
-              </w:rPr>
-              <w:fldChar w:fldCharType="begin"/>
-            </w:r>
-            <w:r>
-              <w:rPr>
-                <w:noProof/>
-                <w:webHidden/>
-              </w:rPr>
-              <w:instrText xml:space="preserve"> PAGEREF _Toc218784705 \h </w:instrText>
-            </w:r>
-            <w:r>
-              <w:rPr>
-                <w:noProof/>
-                <w:webHidden/>
-              </w:rPr>
-            </w:r>
-            <w:r>
-              <w:rPr>
-                <w:noProof/>
-                <w:webHidden/>
-              </w:rPr>
-              <w:fldChar w:fldCharType="separate"/>
-            </w:r>
-            <w:r>
-              <w:rPr>
-                <w:noProof/>
-                <w:webHidden/>
-              </w:rPr>
-              <w:t>7</w:t>
-            </w:r>
-            <w:r>
-              <w:rPr>
-                <w:noProof/>
-                <w:webHidden/>
-              </w:rPr>
-              <w:fldChar w:fldCharType="end"/>
-            </w:r>
-          </w:hyperlink>
-        </w:p>
-        <w:p>
-          <w:pPr>
-            <w:pStyle w:val="TOC3"/>
-            <w:tabs>
-              <w:tab w:val="right" w:leader="dot" w:pos="9350"/>
-            </w:tabs>
-            <w:rPr>
-              <w:noProof/>
-            </w:rPr>
-          </w:pPr>
-          <w:hyperlink w:anchor="_Toc218784706" w:history="1">
-            <w:r>
-              <w:rPr>
-                <w:rStyle w:val="Hyperlink"/>
-                <w:noProof/>
-              </w:rPr>
-              <w:t>Regular Use</w:t>
-            </w:r>
-            <w:r>
-              <w:rPr>
-                <w:noProof/>
-                <w:webHidden/>
-              </w:rPr>
-              <w:tab/>
-            </w:r>
-            <w:r>
-              <w:rPr>
-                <w:noProof/>
-                <w:webHidden/>
-              </w:rPr>
-              <w:fldChar w:fldCharType="begin"/>
-            </w:r>
-            <w:r>
-              <w:rPr>
-                <w:noProof/>
-                <w:webHidden/>
-              </w:rPr>
-              <w:instrText xml:space="preserve"> PAGEREF _Toc218784706 \h </w:instrText>
-            </w:r>
-            <w:r>
-              <w:rPr>
-                <w:noProof/>
-                <w:webHidden/>
-              </w:rPr>
-            </w:r>
-            <w:r>
-              <w:rPr>
-                <w:noProof/>
-                <w:webHidden/>
-              </w:rPr>
-              <w:fldChar w:fldCharType="separate"/>
-            </w:r>
-            <w:r>
-              <w:rPr>
-                <w:noProof/>
-                <w:webHidden/>
-              </w:rPr>
               <w:t>8</w:t>
-            </w:r>
-            <w:r>
-              <w:rPr>
-                <w:noProof/>
-                <w:webHidden/>
-              </w:rPr>
-              <w:fldChar w:fldCharType="end"/>
-            </w:r>
-          </w:hyperlink>
-        </w:p>
-        <w:p>
-          <w:pPr>
-            <w:pStyle w:val="TOC3"/>
-            <w:tabs>
-              <w:tab w:val="right" w:leader="dot" w:pos="9350"/>
-            </w:tabs>
-            <w:rPr>
-              <w:noProof/>
-            </w:rPr>
-          </w:pPr>
-          <w:hyperlink w:anchor="_Toc218784707" w:history="1">
-            <w:r>
-              <w:rPr>
-                <w:rStyle w:val="Hyperlink"/>
-                <w:noProof/>
-              </w:rPr>
-              <w:t>Takedown / Storage</w:t>
-            </w:r>
-            <w:r>
-              <w:rPr>
-                <w:noProof/>
-                <w:webHidden/>
-              </w:rPr>
-              <w:tab/>
-            </w:r>
-            <w:r>
-              <w:rPr>
-                <w:noProof/>
-                <w:webHidden/>
-              </w:rPr>
-              <w:fldChar w:fldCharType="begin"/>
-            </w:r>
-            <w:r>
-              <w:rPr>
-                <w:noProof/>
-                <w:webHidden/>
-              </w:rPr>
-              <w:instrText xml:space="preserve"> PAGEREF _Toc218784707 \h </w:instrText>
-            </w:r>
-            <w:r>
-              <w:rPr>
-                <w:noProof/>
-                <w:webHidden/>
-              </w:rPr>
-            </w:r>
-            <w:r>
-              <w:rPr>
-                <w:noProof/>
-                <w:webHidden/>
-              </w:rPr>
-              <w:fldChar w:fldCharType="separate"/>
-            </w:r>
-            <w:r>
-              <w:rPr>
-                <w:noProof/>
-                <w:webHidden/>
-              </w:rPr>
-              <w:t>11</w:t>
             </w:r>
             <w:r>
               <w:rPr>
@@ -891,17 +690,18 @@
               <w:kern w:val="2"/>
               <w:sz w:val="24"/>
               <w:szCs w:val="24"/>
-              <w:lang w:eastAsia="en-CA"/>
+              <w:lang w:val="en-US"/>
               <w14:ligatures w14:val="standardContextual"/>
             </w:rPr>
           </w:pPr>
-          <w:hyperlink w:anchor="_Toc218784708" w:history="1">
+          <w:hyperlink w:anchor="_Toc169873571" w:history="1">
             <w:r>
               <w:rPr>
                 <w:rStyle w:val="Hyperlink"/>
+                <w:rFonts w:ascii="Calibri" w:eastAsia="Calibri" w:hAnsi="Calibri" w:cs="Calibri"/>
                 <w:noProof/>
               </w:rPr>
-              <w:t>Switch cap customization</w:t>
+              <w:t>Cleaning</w:t>
             </w:r>
             <w:r>
               <w:rPr>
@@ -922,7 +722,7 @@
                 <w:noProof/>
                 <w:webHidden/>
               </w:rPr>
-              <w:instrText xml:space="preserve"> PAGEREF _Toc218784708 \h </w:instrText>
+              <w:instrText xml:space="preserve"> PAGEREF _Toc169873571 \h </w:instrText>
             </w:r>
             <w:r>
               <w:rPr>
@@ -942,7 +742,7 @@
                 <w:noProof/>
                 <w:webHidden/>
               </w:rPr>
-              <w:t>11</w:t>
+              <w:t>9</w:t>
             </w:r>
             <w:r>
               <w:rPr>
@@ -964,18 +764,17 @@
               <w:kern w:val="2"/>
               <w:sz w:val="24"/>
               <w:szCs w:val="24"/>
-              <w:lang w:eastAsia="en-CA"/>
+              <w:lang w:val="en-US"/>
               <w14:ligatures w14:val="standardContextual"/>
             </w:rPr>
           </w:pPr>
-          <w:hyperlink w:anchor="_Toc218784709" w:history="1">
+          <w:hyperlink w:anchor="_Toc169873572" w:history="1">
             <w:r>
               <w:rPr>
                 <w:rStyle w:val="Hyperlink"/>
-                <w:rFonts w:ascii="Calibri" w:eastAsia="Calibri" w:hAnsi="Calibri" w:cs="Calibri"/>
                 <w:noProof/>
               </w:rPr>
-              <w:t>Cleaning</w:t>
+              <w:t>Care</w:t>
             </w:r>
             <w:r>
               <w:rPr>
@@ -996,7 +795,7 @@
                 <w:noProof/>
                 <w:webHidden/>
               </w:rPr>
-              <w:instrText xml:space="preserve"> PAGEREF _Toc218784709 \h </w:instrText>
+              <w:instrText xml:space="preserve"> PAGEREF _Toc169873572 \h </w:instrText>
             </w:r>
             <w:r>
               <w:rPr>
@@ -1016,7 +815,7 @@
                 <w:noProof/>
                 <w:webHidden/>
               </w:rPr>
-              <w:t>12</w:t>
+              <w:t>14</w:t>
             </w:r>
             <w:r>
               <w:rPr>
@@ -1038,84 +837,11 @@
               <w:kern w:val="2"/>
               <w:sz w:val="24"/>
               <w:szCs w:val="24"/>
-              <w:lang w:eastAsia="en-CA"/>
+              <w:lang w:val="en-US"/>
               <w14:ligatures w14:val="standardContextual"/>
             </w:rPr>
           </w:pPr>
-          <w:hyperlink w:anchor="_Toc218784710" w:history="1">
-            <w:r>
-              <w:rPr>
-                <w:rStyle w:val="Hyperlink"/>
-                <w:noProof/>
-              </w:rPr>
-              <w:t>Care</w:t>
-            </w:r>
-            <w:r>
-              <w:rPr>
-                <w:noProof/>
-                <w:webHidden/>
-              </w:rPr>
-              <w:tab/>
-            </w:r>
-            <w:r>
-              <w:rPr>
-                <w:noProof/>
-                <w:webHidden/>
-              </w:rPr>
-              <w:fldChar w:fldCharType="begin"/>
-            </w:r>
-            <w:r>
-              <w:rPr>
-                <w:noProof/>
-                <w:webHidden/>
-              </w:rPr>
-              <w:instrText xml:space="preserve"> PAGEREF _Toc218784710 \h </w:instrText>
-            </w:r>
-            <w:r>
-              <w:rPr>
-                <w:noProof/>
-                <w:webHidden/>
-              </w:rPr>
-            </w:r>
-            <w:r>
-              <w:rPr>
-                <w:noProof/>
-                <w:webHidden/>
-              </w:rPr>
-              <w:fldChar w:fldCharType="separate"/>
-            </w:r>
-            <w:r>
-              <w:rPr>
-                <w:noProof/>
-                <w:webHidden/>
-              </w:rPr>
-              <w:t>12</w:t>
-            </w:r>
-            <w:r>
-              <w:rPr>
-                <w:noProof/>
-                <w:webHidden/>
-              </w:rPr>
-              <w:fldChar w:fldCharType="end"/>
-            </w:r>
-          </w:hyperlink>
-        </w:p>
-        <w:p>
-          <w:pPr>
-            <w:pStyle w:val="TOC2"/>
-            <w:tabs>
-              <w:tab w:val="right" w:leader="dot" w:pos="9350"/>
-            </w:tabs>
-            <w:rPr>
-              <w:noProof/>
-              <w:kern w:val="2"/>
-              <w:sz w:val="24"/>
-              <w:szCs w:val="24"/>
-              <w:lang w:eastAsia="en-CA"/>
-              <w14:ligatures w14:val="standardContextual"/>
-            </w:rPr>
-          </w:pPr>
-          <w:hyperlink w:anchor="_Toc218784711" w:history="1">
+          <w:hyperlink w:anchor="_Toc169873573" w:history="1">
             <w:r>
               <w:rPr>
                 <w:rStyle w:val="Hyperlink"/>
@@ -1143,7 +869,7 @@
                 <w:noProof/>
                 <w:webHidden/>
               </w:rPr>
-              <w:instrText xml:space="preserve"> PAGEREF _Toc218784711 \h </w:instrText>
+              <w:instrText xml:space="preserve"> PAGEREF _Toc169873573 \h </w:instrText>
             </w:r>
             <w:r>
               <w:rPr>
@@ -1163,7 +889,7 @@
                 <w:noProof/>
                 <w:webHidden/>
               </w:rPr>
-              <w:t>12</w:t>
+              <w:t>14</w:t>
             </w:r>
             <w:r>
               <w:rPr>
@@ -1199,6 +925,7 @@
       </w:pPr>
       <w:bookmarkStart w:id="3" w:name="_Toc47906407"/>
       <w:bookmarkStart w:id="4" w:name="_Toc2042539746"/>
+      <w:bookmarkStart w:id="5" w:name="_Toc169873566"/>
       <w:r>
         <w:rPr>
           <w:rFonts w:ascii="Calibri" w:eastAsia="Calibri" w:hAnsi="Calibri" w:cs="Calibri"/>
@@ -1215,7 +942,6 @@
           <w:color w:val="1C1946" w:themeColor="accent1" w:themeShade="BF"/>
         </w:rPr>
       </w:pPr>
-      <w:bookmarkStart w:id="5" w:name="_Toc218784699"/>
       <w:r>
         <w:rPr>
           <w:rFonts w:ascii="Calibri" w:eastAsia="Calibri" w:hAnsi="Calibri" w:cs="Calibri"/>
@@ -1231,6 +957,7 @@
     <w:p>
       <w:bookmarkStart w:id="6" w:name="_Toc2125391659"/>
       <w:bookmarkStart w:id="7" w:name="_Toc877561575"/>
+      <w:bookmarkStart w:id="8" w:name="_Toc169873567"/>
       <w:r>
         <w:t>The Chatterbox is an Augmented and Alternative Communication (AAC) device that allows users to play pre-recorded messages using single or dual switch scanning. The Chatterbox provides auditory and visual feedback to indicate the message a user can play. The Chatterbox is meant for users with complex communication needs and visual impairment.</w:t>
       </w:r>
@@ -1242,7 +969,6 @@
           <w:rFonts w:ascii="Calibri" w:eastAsia="Calibri" w:hAnsi="Calibri" w:cs="Calibri"/>
         </w:rPr>
       </w:pPr>
-      <w:bookmarkStart w:id="8" w:name="_Toc218784700"/>
       <w:r>
         <w:rPr>
           <w:rFonts w:ascii="Calibri" w:eastAsia="Calibri" w:hAnsi="Calibri" w:cs="Calibri"/>
@@ -1321,16 +1047,28 @@
                               <w:rPr>
                                 <w:lang w:val="en-US"/>
                               </w:rPr>
-                              <w:t xml:space="preserve"> (not included with device</w:t>
+                              <w:t xml:space="preserve"> </w:t>
                             </w:r>
                             <w:r>
                               <w:rPr>
+                                <w:b/>
+                                <w:bCs/>
+                                <w:lang w:val="en-US"/>
+                              </w:rPr>
+                              <w:t>(not included with device</w:t>
+                            </w:r>
+                            <w:r>
+                              <w:rPr>
+                                <w:b/>
+                                <w:bCs/>
                                 <w:lang w:val="en-US"/>
                               </w:rPr>
                               <w:t xml:space="preserve"> unless requested</w:t>
                             </w:r>
                             <w:r>
                               <w:rPr>
+                                <w:b/>
+                                <w:bCs/>
                                 <w:lang w:val="en-US"/>
                               </w:rPr>
                               <w:t>)</w:t>
@@ -1388,16 +1126,28 @@
                         <w:rPr>
                           <w:lang w:val="en-US"/>
                         </w:rPr>
-                        <w:t xml:space="preserve"> (not included with device</w:t>
+                        <w:t xml:space="preserve"> </w:t>
                       </w:r>
                       <w:r>
                         <w:rPr>
+                          <w:b/>
+                          <w:bCs/>
+                          <w:lang w:val="en-US"/>
+                        </w:rPr>
+                        <w:t>(not included with device</w:t>
+                      </w:r>
+                      <w:r>
+                        <w:rPr>
+                          <w:b/>
+                          <w:bCs/>
                           <w:lang w:val="en-US"/>
                         </w:rPr>
                         <w:t xml:space="preserve"> unless requested</w:t>
                       </w:r>
                       <w:r>
                         <w:rPr>
+                          <w:b/>
+                          <w:bCs/>
                           <w:lang w:val="en-US"/>
                         </w:rPr>
                         <w:t>)</w:t>
@@ -3172,6 +2922,72 @@
         </w:drawing>
       </w:r>
     </w:p>
+    <w:p>
+      <w:pPr>
+        <w:jc w:val="center"/>
+      </w:pPr>
+      <w:r>
+        <w:rPr>
+          <w:noProof/>
+        </w:rPr>
+        <w:lastRenderedPageBreak/>
+        <w:drawing>
+          <wp:inline distT="0" distB="0" distL="0" distR="0" wp14:anchorId="5D3C6294" wp14:editId="709E9FBB">
+            <wp:extent cx="3886200" cy="2482435"/>
+            <wp:effectExtent l="0" t="0" r="0" b="0"/>
+            <wp:docPr id="1901882884" name="Picture 1" descr="A yellow and pink game&#10;&#10;AI-generated content may be incorrect."/>
+            <wp:cNvGraphicFramePr>
+              <a:graphicFrameLocks xmlns:a="http://schemas.openxmlformats.org/drawingml/2006/main" noChangeAspect="1"/>
+            </wp:cNvGraphicFramePr>
+            <a:graphic xmlns:a="http://schemas.openxmlformats.org/drawingml/2006/main">
+              <a:graphicData uri="http://schemas.openxmlformats.org/drawingml/2006/picture">
+                <pic:pic xmlns:pic="http://schemas.openxmlformats.org/drawingml/2006/picture">
+                  <pic:nvPicPr>
+                    <pic:cNvPr id="708207291" name="Picture 1" descr="A yellow and pink game&#10;&#10;AI-generated content may be incorrect."/>
+                    <pic:cNvPicPr/>
+                  </pic:nvPicPr>
+                  <pic:blipFill>
+                    <a:blip r:embed="rId13" cstate="print">
+                      <a:extLst>
+                        <a:ext uri="{28A0092B-C50C-407E-A947-70E740481C1C}">
+                          <a14:useLocalDpi xmlns:a14="http://schemas.microsoft.com/office/drawing/2010/main" val="0"/>
+                        </a:ext>
+                      </a:extLst>
+                    </a:blip>
+                    <a:stretch>
+                      <a:fillRect/>
+                    </a:stretch>
+                  </pic:blipFill>
+                  <pic:spPr>
+                    <a:xfrm>
+                      <a:off x="0" y="0"/>
+                      <a:ext cx="3889942" cy="2484825"/>
+                    </a:xfrm>
+                    <a:prstGeom prst="rect">
+                      <a:avLst/>
+                    </a:prstGeom>
+                  </pic:spPr>
+                </pic:pic>
+              </a:graphicData>
+            </a:graphic>
+          </wp:inline>
+        </w:drawing>
+      </w:r>
+    </w:p>
+    <w:p>
+      <w:pPr>
+        <w:pStyle w:val="Heading3"/>
+      </w:pPr>
+      <w:r>
+        <w:t xml:space="preserve">Front/Top of </w:t>
+      </w:r>
+      <w:r>
+        <w:t xml:space="preserve">the </w:t>
+      </w:r>
+      <w:r>
+        <w:t>Chatterbox</w:t>
+      </w:r>
+    </w:p>
     <w:tbl>
       <w:tblPr>
         <w:tblStyle w:val="GridTable4-Accent2"/>
@@ -3292,7 +3108,6 @@
               <w:cnfStyle w:val="000000000000" w:firstRow="0" w:lastRow="0" w:firstColumn="0" w:lastColumn="0" w:oddVBand="0" w:evenVBand="0" w:oddHBand="0" w:evenHBand="0" w:firstRowFirstColumn="0" w:firstRowLastColumn="0" w:lastRowFirstColumn="0" w:lastRowLastColumn="0"/>
             </w:pPr>
             <w:r>
-              <w:lastRenderedPageBreak/>
               <w:t xml:space="preserve">Indicate which message is being recorded (when flashing) </w:t>
             </w:r>
           </w:p>
@@ -3468,10 +3283,30 @@
     </w:tbl>
     <w:p>
       <w:pPr>
+        <w:pStyle w:val="Heading3"/>
         <w:rPr>
           <w:rFonts w:eastAsia="Calibri"/>
         </w:rPr>
       </w:pPr>
+      <w:r>
+        <w:rPr>
+          <w:rFonts w:eastAsia="Calibri"/>
+        </w:rPr>
+        <w:lastRenderedPageBreak/>
+        <w:t xml:space="preserve">Side of </w:t>
+      </w:r>
+      <w:r>
+        <w:rPr>
+          <w:rFonts w:eastAsia="Calibri"/>
+        </w:rPr>
+        <w:t xml:space="preserve">the </w:t>
+      </w:r>
+      <w:r>
+        <w:rPr>
+          <w:rFonts w:eastAsia="Calibri"/>
+        </w:rPr>
+        <w:t>Chatterbox</w:t>
+      </w:r>
     </w:p>
     <w:p>
       <w:pPr>
@@ -3501,7 +3336,7 @@
                     <pic:cNvPicPr/>
                   </pic:nvPicPr>
                   <pic:blipFill rotWithShape="1">
-                    <a:blip r:embed="rId13" cstate="print">
+                    <a:blip r:embed="rId14" cstate="print">
                       <a:extLst>
                         <a:ext uri="{28A0092B-C50C-407E-A947-70E740481C1C}">
                           <a14:useLocalDpi xmlns:a14="http://schemas.microsoft.com/office/drawing/2010/main" val="0"/>
@@ -3685,7 +3520,6 @@
           </w:tcPr>
           <w:p>
             <w:r>
-              <w:lastRenderedPageBreak/>
               <w:t>USB Port</w:t>
             </w:r>
           </w:p>
@@ -3730,7 +3564,13 @@
           </w:tcPr>
           <w:p>
             <w:r>
-              <w:t>Mode Switch</w:t>
+              <w:t>M</w:t>
+            </w:r>
+            <w:r>
+              <w:t>ODE</w:t>
+            </w:r>
+            <w:r>
+              <w:t xml:space="preserve"> Switch</w:t>
             </w:r>
           </w:p>
         </w:tc>
@@ -3756,6 +3596,29 @@
           <w:rFonts w:eastAsia="Calibri"/>
         </w:rPr>
       </w:pPr>
+    </w:p>
+    <w:p>
+      <w:pPr>
+        <w:pStyle w:val="Heading3"/>
+        <w:rPr>
+          <w:rFonts w:eastAsia="Calibri"/>
+        </w:rPr>
+      </w:pPr>
+      <w:commentRangeStart w:id="9"/>
+      <w:commentRangeEnd w:id="9"/>
+      <w:r>
+        <w:rPr>
+          <w:rStyle w:val="CommentReference"/>
+        </w:rPr>
+        <w:lastRenderedPageBreak/>
+        <w:commentReference w:id="9"/>
+      </w:r>
+      <w:r>
+        <w:rPr>
+          <w:rFonts w:eastAsia="Calibri"/>
+        </w:rPr>
+        <w:t>Back of the Chatterbox</w:t>
+      </w:r>
     </w:p>
     <w:p>
       <w:pPr>
@@ -3785,7 +3648,7 @@
                     <pic:cNvPicPr/>
                   </pic:nvPicPr>
                   <pic:blipFill rotWithShape="1">
-                    <a:blip r:embed="rId14" cstate="print">
+                    <a:blip r:embed="rId19" cstate="print">
                       <a:extLst>
                         <a:ext uri="{28A0092B-C50C-407E-A947-70E740481C1C}">
                           <a14:useLocalDpi xmlns:a14="http://schemas.microsoft.com/office/drawing/2010/main" val="0"/>
@@ -3989,25 +3852,31 @@
     </w:tbl>
     <w:p>
       <w:pPr>
+        <w:pStyle w:val="Heading3"/>
+        <w:rPr>
+          <w:rFonts w:eastAsia="Calibri"/>
+        </w:rPr>
+      </w:pPr>
+      <w:r>
+        <w:rPr>
+          <w:rFonts w:eastAsia="Calibri"/>
+        </w:rPr>
+        <w:lastRenderedPageBreak/>
+        <w:t>Bottom of the Chatterbox</w:t>
+      </w:r>
+    </w:p>
+    <w:p>
+      <w:pPr>
         <w:jc w:val="center"/>
         <w:rPr>
           <w:rFonts w:eastAsia="Calibri"/>
         </w:rPr>
       </w:pPr>
-    </w:p>
-    <w:p>
-      <w:pPr>
-        <w:jc w:val="center"/>
-        <w:rPr>
-          <w:rFonts w:eastAsia="Calibri"/>
-        </w:rPr>
-      </w:pPr>
       <w:r>
         <w:rPr>
           <w:rFonts w:eastAsia="Calibri"/>
           <w:noProof/>
         </w:rPr>
-        <w:lastRenderedPageBreak/>
         <w:drawing>
           <wp:inline distT="0" distB="0" distL="0" distR="0" wp14:anchorId="1D7993B5" wp14:editId="7DD5245D">
             <wp:extent cx="3009900" cy="2143125"/>
@@ -4024,7 +3893,7 @@
                     <pic:cNvPicPr/>
                   </pic:nvPicPr>
                   <pic:blipFill rotWithShape="1">
-                    <a:blip r:embed="rId15" cstate="print">
+                    <a:blip r:embed="rId20" cstate="print">
                       <a:extLst>
                         <a:ext uri="{28A0092B-C50C-407E-A947-70E740481C1C}">
                           <a14:useLocalDpi xmlns:a14="http://schemas.microsoft.com/office/drawing/2010/main" val="0"/>
@@ -4170,6 +4039,29 @@
           <w:rFonts w:eastAsia="Calibri"/>
         </w:rPr>
       </w:pPr>
+    </w:p>
+    <w:p>
+      <w:pPr>
+        <w:pStyle w:val="Heading3"/>
+        <w:rPr>
+          <w:rFonts w:eastAsia="Calibri"/>
+        </w:rPr>
+      </w:pPr>
+      <w:commentRangeStart w:id="10"/>
+      <w:commentRangeEnd w:id="10"/>
+      <w:r>
+        <w:rPr>
+          <w:rStyle w:val="CommentReference"/>
+        </w:rPr>
+        <w:lastRenderedPageBreak/>
+        <w:commentReference w:id="10"/>
+      </w:r>
+      <w:r>
+        <w:rPr>
+          <w:rFonts w:eastAsia="Calibri"/>
+        </w:rPr>
+        <w:t>Direct Access Switches</w:t>
+      </w:r>
     </w:p>
     <w:p>
       <w:pPr>
@@ -4546,7 +4438,7 @@
                     <pic:cNvPicPr/>
                   </pic:nvPicPr>
                   <pic:blipFill>
-                    <a:blip r:embed="rId16" cstate="print">
+                    <a:blip r:embed="rId21" cstate="print">
                       <a:extLst>
                         <a:ext uri="{28A0092B-C50C-407E-A947-70E740481C1C}">
                           <a14:useLocalDpi xmlns:a14="http://schemas.microsoft.com/office/drawing/2010/main" val="0"/>
@@ -4594,7 +4486,6 @@
           </w:tcPr>
           <w:p>
             <w:r>
-              <w:lastRenderedPageBreak/>
               <w:t>Feature</w:t>
             </w:r>
           </w:p>
@@ -4687,18 +4578,18 @@
           <w:rFonts w:ascii="Calibri" w:eastAsia="Calibri" w:hAnsi="Calibri" w:cs="Calibri"/>
         </w:rPr>
       </w:pPr>
-      <w:bookmarkStart w:id="9" w:name="_Toc356074411"/>
-      <w:bookmarkStart w:id="10" w:name="_Toc446825100"/>
-      <w:bookmarkStart w:id="11" w:name="_Toc218784701"/>
+      <w:bookmarkStart w:id="11" w:name="_Toc356074411"/>
+      <w:bookmarkStart w:id="12" w:name="_Toc446825100"/>
+      <w:bookmarkStart w:id="13" w:name="_Toc169873570"/>
       <w:r>
         <w:rPr>
           <w:rFonts w:ascii="Calibri" w:eastAsia="Calibri" w:hAnsi="Calibri" w:cs="Calibri"/>
         </w:rPr>
         <w:t>Specifications</w:t>
       </w:r>
-      <w:bookmarkEnd w:id="9"/>
-      <w:bookmarkEnd w:id="10"/>
       <w:bookmarkEnd w:id="11"/>
+      <w:bookmarkEnd w:id="12"/>
+      <w:bookmarkEnd w:id="13"/>
     </w:p>
     <w:tbl>
       <w:tblPr>
@@ -4840,6 +4731,7 @@
           </w:tcPr>
           <w:p>
             <w:r>
+              <w:lastRenderedPageBreak/>
               <w:t>Maximum label dimensions (Length x Width x Thickness) [mm]</w:t>
             </w:r>
           </w:p>
@@ -4866,18 +4758,18 @@
           <w:rFonts w:ascii="Calibri" w:eastAsia="Calibri" w:hAnsi="Calibri" w:cs="Calibri"/>
         </w:rPr>
       </w:pPr>
-      <w:bookmarkStart w:id="12" w:name="_Toc2039207045"/>
-      <w:bookmarkStart w:id="13" w:name="_Toc1198219394"/>
-      <w:bookmarkStart w:id="14" w:name="_Toc218784702"/>
+      <w:bookmarkStart w:id="14" w:name="_Toc2039207045"/>
+      <w:bookmarkStart w:id="15" w:name="_Toc1198219394"/>
+      <w:bookmarkStart w:id="16" w:name="_Toc169873569"/>
       <w:r>
         <w:rPr>
           <w:rFonts w:ascii="Calibri" w:eastAsia="Calibri" w:hAnsi="Calibri" w:cs="Calibri"/>
         </w:rPr>
         <w:t>Compatibility</w:t>
       </w:r>
-      <w:bookmarkEnd w:id="12"/>
-      <w:bookmarkEnd w:id="13"/>
       <w:bookmarkEnd w:id="14"/>
+      <w:bookmarkEnd w:id="15"/>
+      <w:bookmarkEnd w:id="16"/>
     </w:p>
     <w:p>
       <w:pPr>
@@ -4885,10 +4777,12 @@
           <w:rFonts w:ascii="Calibri" w:eastAsia="Calibri" w:hAnsi="Calibri" w:cs="Calibri"/>
         </w:rPr>
       </w:pPr>
-      <w:bookmarkStart w:id="15" w:name="_Toc1729909444"/>
-      <w:bookmarkStart w:id="16" w:name="_Toc1154551273"/>
-      <w:bookmarkStart w:id="17" w:name="_Toc203939969"/>
-      <w:bookmarkStart w:id="18" w:name="_Toc1956859681"/>
+      <w:bookmarkStart w:id="17" w:name="_Toc1729909444"/>
+      <w:bookmarkStart w:id="18" w:name="_Toc1154551273"/>
+      <w:bookmarkStart w:id="19" w:name="_Toc169873568"/>
+      <w:bookmarkStart w:id="20" w:name="_Toc203939969"/>
+      <w:bookmarkStart w:id="21" w:name="_Toc1956859681"/>
+      <w:bookmarkStart w:id="22" w:name="_Toc169873571"/>
       <w:r>
         <w:rPr>
           <w:rFonts w:ascii="Calibri" w:eastAsia="Calibri" w:hAnsi="Calibri" w:cs="Calibri"/>
@@ -4917,26 +4811,23 @@
           <w:rFonts w:ascii="Calibri" w:eastAsia="Calibri" w:hAnsi="Calibri" w:cs="Calibri"/>
         </w:rPr>
       </w:pPr>
-      <w:bookmarkStart w:id="19" w:name="_Toc218784703"/>
       <w:r>
         <w:rPr>
           <w:rFonts w:ascii="Calibri" w:eastAsia="Calibri" w:hAnsi="Calibri" w:cs="Calibri"/>
         </w:rPr>
         <w:t>Usage</w:t>
       </w:r>
-      <w:bookmarkEnd w:id="15"/>
-      <w:bookmarkEnd w:id="16"/>
+      <w:bookmarkEnd w:id="17"/>
+      <w:bookmarkEnd w:id="18"/>
       <w:bookmarkEnd w:id="19"/>
     </w:p>
     <w:p>
       <w:pPr>
         <w:pStyle w:val="Heading3"/>
       </w:pPr>
-      <w:bookmarkStart w:id="20" w:name="_Toc218784704"/>
       <w:r>
         <w:t>Powering the Chatterbox</w:t>
       </w:r>
-      <w:bookmarkEnd w:id="20"/>
     </w:p>
     <w:p>
       <w:r>
@@ -4983,6 +4874,7 @@
       <w:r>
         <w:t xml:space="preserve">a USB battery bank. </w:t>
       </w:r>
+      <w:commentRangeStart w:id="23"/>
       <w:r>
         <w:rPr>
           <w:b/>
@@ -4990,22 +4882,30 @@
         </w:rPr>
         <w:t xml:space="preserve">DO NOT USE BOTH THE 9V BATTERY AND USB PORT AT THE SAME TIME TO POWER THE CHATTERBOX. </w:t>
       </w:r>
+      <w:commentRangeEnd w:id="23"/>
+      <w:r>
+        <w:rPr>
+          <w:rStyle w:val="CommentReference"/>
+        </w:rPr>
+        <w:commentReference w:id="23"/>
+      </w:r>
       <w:r>
         <w:t xml:space="preserve">Remove the 9V battery, or </w:t>
       </w:r>
       <w:r>
         <w:t>make sure the power switch is set to “OFF” before plugging into USB power.</w:t>
+      </w:r>
+      <w:r>
+        <w:t xml:space="preserve"> Using the 9V battery and the USB port at the same time could damage the Chatterbox, or the computer it is plugged into.</w:t>
       </w:r>
     </w:p>
     <w:p>
       <w:pPr>
         <w:pStyle w:val="Heading3"/>
       </w:pPr>
-      <w:bookmarkStart w:id="21" w:name="_Toc218784705"/>
       <w:r>
         <w:t>Initial Setup</w:t>
       </w:r>
-      <w:bookmarkEnd w:id="21"/>
     </w:p>
     <w:p>
       <w:r>
@@ -5052,7 +4952,7 @@
                     <pic:cNvPicPr/>
                   </pic:nvPicPr>
                   <pic:blipFill rotWithShape="1">
-                    <a:blip r:embed="rId17" cstate="print">
+                    <a:blip r:embed="rId22" cstate="print">
                       <a:extLst>
                         <a:ext uri="{28A0092B-C50C-407E-A947-70E740481C1C}">
                           <a14:useLocalDpi xmlns:a14="http://schemas.microsoft.com/office/drawing/2010/main" val="0"/>
@@ -5105,7 +5005,11 @@
       </w:r>
       <w:proofErr w:type="gramEnd"/>
       <w:r>
-        <w:t xml:space="preserve"> is expected to be pushing on it during use, you may want to place it on a non-slip surface, such as a </w:t>
+        <w:t xml:space="preserve"> is expected to be pushing on it during use, you may want to place it on a </w:t>
+      </w:r>
+      <w:commentRangeStart w:id="24"/>
+      <w:r>
+        <w:t xml:space="preserve">non-slip surface, such as a </w:t>
       </w:r>
       <w:proofErr w:type="spellStart"/>
       <w:r>
@@ -5113,7 +5017,20 @@
       </w:r>
       <w:proofErr w:type="spellEnd"/>
       <w:r>
-        <w:t xml:space="preserve"> mat.</w:t>
+        <w:t xml:space="preserve"> mat</w:t>
+      </w:r>
+      <w:r>
+        <w:t>, or hook-and-loop tray</w:t>
+      </w:r>
+      <w:r>
+        <w:t>.</w:t>
+      </w:r>
+      <w:commentRangeEnd w:id="24"/>
+      <w:r>
+        <w:rPr>
+          <w:rStyle w:val="CommentReference"/>
+        </w:rPr>
+        <w:commentReference w:id="24"/>
       </w:r>
     </w:p>
     <w:p>
@@ -5135,17 +5052,16 @@
         <w:t xml:space="preserve"> mounted appropriately for their abilities.</w:t>
       </w:r>
     </w:p>
+    <w:bookmarkEnd w:id="20"/>
+    <w:bookmarkEnd w:id="21"/>
+    <w:bookmarkEnd w:id="22"/>
     <w:p>
       <w:pPr>
         <w:pStyle w:val="Heading3"/>
       </w:pPr>
-      <w:bookmarkStart w:id="22" w:name="_Toc218784706"/>
-      <w:bookmarkEnd w:id="17"/>
-      <w:bookmarkEnd w:id="18"/>
       <w:r>
         <w:t>Regular Use</w:t>
       </w:r>
-      <w:bookmarkEnd w:id="22"/>
     </w:p>
     <w:p>
       <w:pPr>
@@ -5768,7 +5684,7 @@
                     <pic:cNvPicPr/>
                   </pic:nvPicPr>
                   <pic:blipFill>
-                    <a:blip r:embed="rId18" cstate="print">
+                    <a:blip r:embed="rId13" cstate="print">
                       <a:extLst>
                         <a:ext uri="{28A0092B-C50C-407E-A947-70E740481C1C}">
                           <a14:useLocalDpi xmlns:a14="http://schemas.microsoft.com/office/drawing/2010/main" val="0"/>
@@ -5799,11 +5715,9 @@
       <w:pPr>
         <w:pStyle w:val="Heading3"/>
       </w:pPr>
-      <w:bookmarkStart w:id="23" w:name="_Toc218784707"/>
       <w:r>
         <w:t>Takedown / Storage</w:t>
       </w:r>
-      <w:bookmarkEnd w:id="23"/>
     </w:p>
     <w:p>
       <w:r>
@@ -5814,11 +5728,9 @@
       <w:pPr>
         <w:pStyle w:val="Heading2"/>
       </w:pPr>
-      <w:bookmarkStart w:id="24" w:name="_Toc218784708"/>
       <w:r>
         <w:t>Switch cap customization</w:t>
       </w:r>
-      <w:bookmarkEnd w:id="24"/>
     </w:p>
     <w:p>
       <w:r>
@@ -5981,7 +5893,7 @@
                     <pic:cNvPicPr/>
                   </pic:nvPicPr>
                   <pic:blipFill>
-                    <a:blip r:embed="rId19"/>
+                    <a:blip r:embed="rId23"/>
                     <a:stretch>
                       <a:fillRect/>
                     </a:stretch>
@@ -6017,14 +5929,12 @@
           <w:rFonts w:ascii="Calibri" w:eastAsia="Calibri" w:hAnsi="Calibri" w:cs="Calibri"/>
         </w:rPr>
       </w:pPr>
-      <w:bookmarkStart w:id="25" w:name="_Toc218784709"/>
       <w:r>
         <w:rPr>
           <w:rFonts w:ascii="Calibri" w:eastAsia="Calibri" w:hAnsi="Calibri" w:cs="Calibri"/>
         </w:rPr>
         <w:t>Cleaning</w:t>
       </w:r>
-      <w:bookmarkEnd w:id="25"/>
     </w:p>
     <w:p>
       <w:r>
@@ -6035,15 +5945,15 @@
       <w:pPr>
         <w:pStyle w:val="Heading2"/>
       </w:pPr>
-      <w:bookmarkStart w:id="26" w:name="_Toc109312358"/>
-      <w:bookmarkStart w:id="27" w:name="_Toc582184121"/>
-      <w:bookmarkStart w:id="28" w:name="_Toc218784710"/>
+      <w:bookmarkStart w:id="25" w:name="_Toc109312358"/>
+      <w:bookmarkStart w:id="26" w:name="_Toc582184121"/>
+      <w:bookmarkStart w:id="27" w:name="_Toc169873572"/>
       <w:r>
         <w:t>Care</w:t>
       </w:r>
+      <w:bookmarkEnd w:id="25"/>
       <w:bookmarkEnd w:id="26"/>
       <w:bookmarkEnd w:id="27"/>
-      <w:bookmarkEnd w:id="28"/>
     </w:p>
     <w:p>
       <w:r>
@@ -6062,18 +5972,18 @@
           <w:rFonts w:ascii="Calibri" w:eastAsia="Calibri" w:hAnsi="Calibri" w:cs="Calibri"/>
         </w:rPr>
       </w:pPr>
-      <w:bookmarkStart w:id="29" w:name="_Toc1515596040"/>
-      <w:bookmarkStart w:id="30" w:name="_Toc1266850149"/>
-      <w:bookmarkStart w:id="31" w:name="_Toc218784711"/>
+      <w:bookmarkStart w:id="28" w:name="_Toc1515596040"/>
+      <w:bookmarkStart w:id="29" w:name="_Toc1266850149"/>
+      <w:bookmarkStart w:id="30" w:name="_Toc169873573"/>
       <w:r>
         <w:rPr>
           <w:rFonts w:ascii="Calibri" w:eastAsia="Calibri" w:hAnsi="Calibri" w:cs="Calibri"/>
         </w:rPr>
         <w:t>Disposal</w:t>
       </w:r>
+      <w:bookmarkEnd w:id="28"/>
       <w:bookmarkEnd w:id="29"/>
       <w:bookmarkEnd w:id="30"/>
-      <w:bookmarkEnd w:id="31"/>
     </w:p>
     <w:p>
       <w:r>
@@ -6091,8 +6001,8 @@
       </w:pPr>
     </w:p>
     <w:sectPr>
-      <w:headerReference w:type="default" r:id="rId20"/>
-      <w:footerReference w:type="default" r:id="rId21"/>
+      <w:headerReference w:type="default" r:id="rId24"/>
+      <w:footerReference w:type="default" r:id="rId25"/>
       <w:pgSz w:w="12240" w:h="15840"/>
       <w:pgMar w:top="1440" w:right="1440" w:bottom="1440" w:left="1440" w:header="708" w:footer="708" w:gutter="0"/>
       <w:cols w:space="708"/>
@@ -6100,6 +6010,114 @@
     </w:sectPr>
   </w:body>
 </w:document>
+</file>
+
+<file path=word/comments.xml><?xml version="1.0" encoding="utf-8"?>
+<w:comments xmlns:wpc="http://schemas.microsoft.com/office/word/2010/wordprocessingCanvas" xmlns:cx="http://schemas.microsoft.com/office/drawing/2014/chartex" xmlns:cx1="http://schemas.microsoft.com/office/drawing/2015/9/8/chartex" xmlns:cx2="http://schemas.microsoft.com/office/drawing/2015/10/21/chartex" xmlns:cx3="http://schemas.microsoft.com/office/drawing/2016/5/9/chartex" xmlns:cx4="http://schemas.microsoft.com/office/drawing/2016/5/10/chartex" xmlns:cx5="http://schemas.microsoft.com/office/drawing/2016/5/11/chartex" xmlns:cx6="http://schemas.microsoft.com/office/drawing/2016/5/12/chartex" xmlns:cx7="http://schemas.microsoft.com/office/drawing/2016/5/13/chartex" xmlns:cx8="http://schemas.microsoft.com/office/drawing/2016/5/14/chartex" xmlns:mc="http://schemas.openxmlformats.org/markup-compatibility/2006" xmlns:aink="http://schemas.microsoft.com/office/drawing/2016/ink" xmlns:am3d="http://schemas.microsoft.com/office/drawing/2017/model3d" xmlns:o="urn:schemas-microsoft-com:office:office" xmlns:oel="http://schemas.microsoft.com/office/2019/extlst" xmlns:r="http://schemas.openxmlformats.org/officeDocument/2006/relationships" xmlns:m="http://schemas.openxmlformats.org/officeDocument/2006/math" xmlns:v="urn:schemas-microsoft-com:vml" xmlns:wp14="http://schemas.microsoft.com/office/word/2010/wordprocessingDrawing" xmlns:wp="http://schemas.openxmlformats.org/drawingml/2006/wordprocessingDrawing" xmlns:w10="urn:schemas-microsoft-com:office:word" xmlns:w="http://schemas.openxmlformats.org/wordprocessingml/2006/main" xmlns:w14="http://schemas.microsoft.com/office/word/2010/wordml" xmlns:w15="http://schemas.microsoft.com/office/word/2012/wordml" xmlns:w16cex="http://schemas.microsoft.com/office/word/2018/wordml/cex" xmlns:w16cid="http://schemas.microsoft.com/office/word/2016/wordml/cid" xmlns:w16="http://schemas.microsoft.com/office/word/2018/wordml" xmlns:w16du="http://schemas.microsoft.com/office/word/2023/wordml/word16du" xmlns:w16sdtdh="http://schemas.microsoft.com/office/word/2020/wordml/sdtdatahash" xmlns:w16sdtfl="http://schemas.microsoft.com/office/word/2024/wordml/sdtformatlock" xmlns:w16se="http://schemas.microsoft.com/office/word/2015/wordml/symex" xmlns:wpg="http://schemas.microsoft.com/office/word/2010/wordprocessingGroup" xmlns:wpi="http://schemas.microsoft.com/office/word/2010/wordprocessingInk" xmlns:wne="http://schemas.microsoft.com/office/word/2006/wordml" xmlns:wps="http://schemas.microsoft.com/office/word/2010/wordprocessingShape" mc:Ignorable="w14 w15 w16se w16cid w16 w16cex w16sdtdh w16sdtfl w16du wp14">
+  <w:comment w:id="9" w:author="Tyler Fentie" w:date="2026-03-11T12:56:00Z" w:initials="TF">
+    <w:p>
+      <w:pPr>
+        <w:pStyle w:val="CommentText"/>
+      </w:pPr>
+      <w:r>
+        <w:rPr>
+          <w:rStyle w:val="CommentReference"/>
+        </w:rPr>
+        <w:annotationRef/>
+      </w:r>
+      <w:r>
+        <w:t>Maybe make a header here and for each of the sections just so someone can jump to them from the TOC’s like titles for each of the feature set you are breaking down</w:t>
+      </w:r>
+    </w:p>
+  </w:comment>
+  <w:comment w:id="10" w:author="Tyler Fentie" w:date="2026-03-11T12:58:00Z" w:initials="TF">
+    <w:p>
+      <w:pPr>
+        <w:pStyle w:val="CommentText"/>
+      </w:pPr>
+      <w:r>
+        <w:rPr>
+          <w:rStyle w:val="CommentReference"/>
+        </w:rPr>
+        <w:annotationRef/>
+      </w:r>
+      <w:r>
+        <w:t>For all of these feature breakdown sets, maybe having just a line diagram or real photo of the whole device and then an arrow showing where it is located? Might help folks know where to look rather than just seeing a close up of it</w:t>
+      </w:r>
+    </w:p>
+  </w:comment>
+  <w:comment w:id="23" w:author="Tyler Fentie" w:date="2026-03-11T12:59:00Z" w:initials="TF">
+    <w:p>
+      <w:pPr>
+        <w:pStyle w:val="CommentText"/>
+      </w:pPr>
+      <w:r>
+        <w:rPr>
+          <w:rStyle w:val="CommentReference"/>
+        </w:rPr>
+        <w:annotationRef/>
+      </w:r>
+      <w:r>
+        <w:t>Maybe add a short “or else…” part here. Like will the device be permanently broken or is there a way to fix it if it is accidentally done?</w:t>
+      </w:r>
+    </w:p>
+  </w:comment>
+  <w:comment w:id="24" w:author="Tyler Fentie" w:date="2026-03-11T13:00:00Z" w:initials="TF">
+    <w:p>
+      <w:pPr>
+        <w:pStyle w:val="CommentText"/>
+      </w:pPr>
+      <w:r>
+        <w:rPr>
+          <w:rStyle w:val="CommentReference"/>
+        </w:rPr>
+        <w:annotationRef/>
+      </w:r>
+      <w:r>
+        <w:t>Maybe also mention hook and loop tray</w:t>
+      </w:r>
+    </w:p>
+  </w:comment>
+</w:comments>
+</file>
+
+<file path=word/commentsExtended.xml><?xml version="1.0" encoding="utf-8"?>
+<w15:commentsEx xmlns:wpc="http://schemas.microsoft.com/office/word/2010/wordprocessingCanvas" xmlns:cx="http://schemas.microsoft.com/office/drawing/2014/chartex" xmlns:cx1="http://schemas.microsoft.com/office/drawing/2015/9/8/chartex" xmlns:cx2="http://schemas.microsoft.com/office/drawing/2015/10/21/chartex" xmlns:cx3="http://schemas.microsoft.com/office/drawing/2016/5/9/chartex" xmlns:cx4="http://schemas.microsoft.com/office/drawing/2016/5/10/chartex" xmlns:cx5="http://schemas.microsoft.com/office/drawing/2016/5/11/chartex" xmlns:cx6="http://schemas.microsoft.com/office/drawing/2016/5/12/chartex" xmlns:cx7="http://schemas.microsoft.com/office/drawing/2016/5/13/chartex" xmlns:cx8="http://schemas.microsoft.com/office/drawing/2016/5/14/chartex" xmlns:mc="http://schemas.openxmlformats.org/markup-compatibility/2006" xmlns:aink="http://schemas.microsoft.com/office/drawing/2016/ink" xmlns:am3d="http://schemas.microsoft.com/office/drawing/2017/model3d" xmlns:o="urn:schemas-microsoft-com:office:office" xmlns:oel="http://schemas.microsoft.com/office/2019/extlst" xmlns:r="http://schemas.openxmlformats.org/officeDocument/2006/relationships" xmlns:m="http://schemas.openxmlformats.org/officeDocument/2006/math" xmlns:v="urn:schemas-microsoft-com:vml" xmlns:wp14="http://schemas.microsoft.com/office/word/2010/wordprocessingDrawing" xmlns:wp="http://schemas.openxmlformats.org/drawingml/2006/wordprocessingDrawing" xmlns:w10="urn:schemas-microsoft-com:office:word" xmlns:w="http://schemas.openxmlformats.org/wordprocessingml/2006/main" xmlns:w14="http://schemas.microsoft.com/office/word/2010/wordml" xmlns:w15="http://schemas.microsoft.com/office/word/2012/wordml" xmlns:w16cex="http://schemas.microsoft.com/office/word/2018/wordml/cex" xmlns:w16cid="http://schemas.microsoft.com/office/word/2016/wordml/cid" xmlns:w16="http://schemas.microsoft.com/office/word/2018/wordml" xmlns:w16du="http://schemas.microsoft.com/office/word/2023/wordml/word16du" xmlns:w16sdtdh="http://schemas.microsoft.com/office/word/2020/wordml/sdtdatahash" xmlns:w16sdtfl="http://schemas.microsoft.com/office/word/2024/wordml/sdtformatlock" xmlns:w16se="http://schemas.microsoft.com/office/word/2015/wordml/symex" xmlns:wpg="http://schemas.microsoft.com/office/word/2010/wordprocessingGroup" xmlns:wpi="http://schemas.microsoft.com/office/word/2010/wordprocessingInk" xmlns:wne="http://schemas.microsoft.com/office/word/2006/wordml" xmlns:wps="http://schemas.microsoft.com/office/word/2010/wordprocessingShape" mc:Ignorable="w14 w15 w16se w16cid w16 w16cex w16sdtdh w16sdtfl w16du wp14">
+  <w15:commentEx w15:paraId="4AEA1072" w15:done="1"/>
+  <w15:commentEx w15:paraId="4CA55B4C" w15:done="1"/>
+  <w15:commentEx w15:paraId="1CB95BB9" w15:done="1"/>
+  <w15:commentEx w15:paraId="2F352542" w15:done="1"/>
+</w15:commentsEx>
+</file>
+
+<file path=word/commentsExtensible.xml><?xml version="1.0" encoding="utf-8"?>
+<w16cex:commentsExtensible xmlns:wpc="http://schemas.microsoft.com/office/word/2010/wordprocessingCanvas" xmlns:cx="http://schemas.microsoft.com/office/drawing/2014/chartex" xmlns:cx1="http://schemas.microsoft.com/office/drawing/2015/9/8/chartex" xmlns:cx2="http://schemas.microsoft.com/office/drawing/2015/10/21/chartex" xmlns:cx3="http://schemas.microsoft.com/office/drawing/2016/5/9/chartex" xmlns:cx4="http://schemas.microsoft.com/office/drawing/2016/5/10/chartex" xmlns:cx5="http://schemas.microsoft.com/office/drawing/2016/5/11/chartex" xmlns:cx6="http://schemas.microsoft.com/office/drawing/2016/5/12/chartex" xmlns:cx7="http://schemas.microsoft.com/office/drawing/2016/5/13/chartex" xmlns:cx8="http://schemas.microsoft.com/office/drawing/2016/5/14/chartex" xmlns:cr="http://schemas.microsoft.com/office/comments/2020/reactions" xmlns:mc="http://schemas.openxmlformats.org/markup-compatibility/2006" xmlns:aink="http://schemas.microsoft.com/office/drawing/2016/ink" xmlns:am3d="http://schemas.microsoft.com/office/drawing/2017/model3d" xmlns:o="urn:schemas-microsoft-com:office:office" xmlns:oel="http://schemas.microsoft.com/office/2019/extlst" xmlns:r="http://schemas.openxmlformats.org/officeDocument/2006/relationships" xmlns:m="http://schemas.openxmlformats.org/officeDocument/2006/math" xmlns:v="urn:schemas-microsoft-com:vml" xmlns:wp14="http://schemas.microsoft.com/office/word/2010/wordprocessingDrawing" xmlns:wp="http://schemas.openxmlformats.org/drawingml/2006/wordprocessingDrawing" xmlns:w10="urn:schemas-microsoft-com:office:word" xmlns:w="http://schemas.openxmlformats.org/wordprocessingml/2006/main" xmlns:w14="http://schemas.microsoft.com/office/word/2010/wordml" xmlns:w15="http://schemas.microsoft.com/office/word/2012/wordml" xmlns:w16cex="http://schemas.microsoft.com/office/word/2018/wordml/cex" xmlns:w16cid="http://schemas.microsoft.com/office/word/2016/wordml/cid" xmlns:w16="http://schemas.microsoft.com/office/word/2018/wordml" xmlns:w16du="http://schemas.microsoft.com/office/word/2023/wordml/word16du" xmlns:w16sdtdh="http://schemas.microsoft.com/office/word/2020/wordml/sdtdatahash" xmlns:w16sdtfl="http://schemas.microsoft.com/office/word/2024/wordml/sdtformatlock" xmlns:w16se="http://schemas.microsoft.com/office/word/2015/wordml/symex" xmlns:wpg="http://schemas.microsoft.com/office/word/2010/wordprocessingGroup" xmlns:wpi="http://schemas.microsoft.com/office/word/2010/wordprocessingInk" xmlns:wne="http://schemas.microsoft.com/office/word/2006/wordml" xmlns:wps="http://schemas.microsoft.com/office/word/2010/wordprocessingShape" mc:Ignorable="w14 w15 w16se w16cid w16 w16cex w16sdtdh w16sdtfl cr w16du wp14">
+  <w16cex:commentExtensible w16cex:durableId="330BC2C3" w16cex:dateUtc="2026-03-11T18:56:00Z"/>
+  <w16cex:commentExtensible w16cex:durableId="24E92AEE" w16cex:dateUtc="2026-03-11T18:58:00Z"/>
+  <w16cex:commentExtensible w16cex:durableId="58E4386C" w16cex:dateUtc="2026-03-11T18:59:00Z"/>
+  <w16cex:commentExtensible w16cex:durableId="072F04AC" w16cex:dateUtc="2026-03-11T19:00:00Z">
+    <w16cex:extLst>
+      <w16:ext w16:uri="{CE6994B0-6A32-4C9F-8C6B-6E91EDA988CE}">
+        <cr:reactions xmlns:cr="http://schemas.microsoft.com/office/comments/2020/reactions">
+          <cr:reaction reactionType="1">
+            <cr:reactionInfo dateUtc="2026-03-19T20:29:03Z">
+              <cr:user userId="S::stephand@neilsquire.ca::95392a02-ca4a-46fa-b89d-cc4232ddb40f" userProvider="AD" userName="Stephan Dobri"/>
+            </cr:reactionInfo>
+          </cr:reaction>
+        </cr:reactions>
+      </w16:ext>
+    </w16cex:extLst>
+  </w16cex:commentExtensible>
+</w16cex:commentsExtensible>
+</file>
+
+<file path=word/commentsIds.xml><?xml version="1.0" encoding="utf-8"?>
+<w16cid:commentsIds xmlns:wpc="http://schemas.microsoft.com/office/word/2010/wordprocessingCanvas" xmlns:cx="http://schemas.microsoft.com/office/drawing/2014/chartex" xmlns:cx1="http://schemas.microsoft.com/office/drawing/2015/9/8/chartex" xmlns:cx2="http://schemas.microsoft.com/office/drawing/2015/10/21/chartex" xmlns:cx3="http://schemas.microsoft.com/office/drawing/2016/5/9/chartex" xmlns:cx4="http://schemas.microsoft.com/office/drawing/2016/5/10/chartex" xmlns:cx5="http://schemas.microsoft.com/office/drawing/2016/5/11/chartex" xmlns:cx6="http://schemas.microsoft.com/office/drawing/2016/5/12/chartex" xmlns:cx7="http://schemas.microsoft.com/office/drawing/2016/5/13/chartex" xmlns:cx8="http://schemas.microsoft.com/office/drawing/2016/5/14/chartex" xmlns:mc="http://schemas.openxmlformats.org/markup-compatibility/2006" xmlns:aink="http://schemas.microsoft.com/office/drawing/2016/ink" xmlns:am3d="http://schemas.microsoft.com/office/drawing/2017/model3d" xmlns:o="urn:schemas-microsoft-com:office:office" xmlns:oel="http://schemas.microsoft.com/office/2019/extlst" xmlns:r="http://schemas.openxmlformats.org/officeDocument/2006/relationships" xmlns:m="http://schemas.openxmlformats.org/officeDocument/2006/math" xmlns:v="urn:schemas-microsoft-com:vml" xmlns:wp14="http://schemas.microsoft.com/office/word/2010/wordprocessingDrawing" xmlns:wp="http://schemas.openxmlformats.org/drawingml/2006/wordprocessingDrawing" xmlns:w10="urn:schemas-microsoft-com:office:word" xmlns:w="http://schemas.openxmlformats.org/wordprocessingml/2006/main" xmlns:w14="http://schemas.microsoft.com/office/word/2010/wordml" xmlns:w15="http://schemas.microsoft.com/office/word/2012/wordml" xmlns:w16cex="http://schemas.microsoft.com/office/word/2018/wordml/cex" xmlns:w16cid="http://schemas.microsoft.com/office/word/2016/wordml/cid" xmlns:w16="http://schemas.microsoft.com/office/word/2018/wordml" xmlns:w16du="http://schemas.microsoft.com/office/word/2023/wordml/word16du" xmlns:w16sdtdh="http://schemas.microsoft.com/office/word/2020/wordml/sdtdatahash" xmlns:w16sdtfl="http://schemas.microsoft.com/office/word/2024/wordml/sdtformatlock" xmlns:w16se="http://schemas.microsoft.com/office/word/2015/wordml/symex" xmlns:wpg="http://schemas.microsoft.com/office/word/2010/wordprocessingGroup" xmlns:wpi="http://schemas.microsoft.com/office/word/2010/wordprocessingInk" xmlns:wne="http://schemas.microsoft.com/office/word/2006/wordml" xmlns:wps="http://schemas.microsoft.com/office/word/2010/wordprocessingShape" mc:Ignorable="w14 w15 w16se w16cid w16 w16cex w16sdtdh w16sdtfl w16du wp14">
+  <w16cid:commentId w16cid:paraId="4AEA1072" w16cid:durableId="330BC2C3"/>
+  <w16cid:commentId w16cid:paraId="4CA55B4C" w16cid:durableId="24E92AEE"/>
+  <w16cid:commentId w16cid:paraId="1CB95BB9" w16cid:durableId="58E4386C"/>
+  <w16cid:commentId w16cid:paraId="2F352542" w16cid:durableId="072F04AC"/>
+</w16cid:commentsIds>
 </file>
 
 <file path=word/endnotes.xml><?xml version="1.0" encoding="utf-8"?>
@@ -6168,7 +6186,7 @@
                   <a:blip r:embed="rId1">
                     <a:extLst>
                       <a:ext uri="{C183D7F6-B498-43B3-948B-1728B52AA6E4}">
-                        <adec:decorative xmlns:arto="http://schemas.microsoft.com/office/word/2006/arto" xmlns:adec="http://schemas.microsoft.com/office/drawing/2017/decorative" xmlns:a14="http://schemas.microsoft.com/office/drawing/2010/main" xmlns:w="http://schemas.openxmlformats.org/wordprocessingml/2006/main" xmlns:w10="urn:schemas-microsoft-com:office:word" xmlns:v="urn:schemas-microsoft-com:vml" xmlns:o="urn:schemas-microsoft-com:office:office" xmlns="" val="1"/>
+                        <adec:decorative xmlns="" xmlns:o="urn:schemas-microsoft-com:office:office" xmlns:v="urn:schemas-microsoft-com:vml" xmlns:w10="urn:schemas-microsoft-com:office:word" xmlns:w="http://schemas.openxmlformats.org/wordprocessingml/2006/main" xmlns:a14="http://schemas.microsoft.com/office/drawing/2010/main" xmlns:adec="http://schemas.microsoft.com/office/drawing/2017/decorative" xmlns:arto="http://schemas.microsoft.com/office/word/2006/arto" val="1"/>
                       </a:ext>
                     </a:extLst>
                   </a:blip>
@@ -6471,24 +6489,14 @@
         <w:tab w:val="clear" w:pos="9360"/>
       </w:tabs>
       <w:rPr>
-        <w:rFonts w:ascii="Roboto" w:hAnsi="Roboto"/>
-        <w:b/>
-        <w:bCs/>
-        <w:color w:val="646464"/>
-        <w:sz w:val="52"/>
-        <w:szCs w:val="52"/>
-      </w:rPr>
-    </w:pPr>
-    <w:r>
-      <w:rPr>
         <w:b/>
         <w:bCs/>
         <w:color w:val="646464"/>
         <w:sz w:val="16"/>
         <w:szCs w:val="16"/>
-      </w:rPr>
-      <w:t>V</w:t>
-    </w:r>
+        <w:lang w:val="fr-FR"/>
+      </w:rPr>
+    </w:pPr>
     <w:r>
       <w:rPr>
         <w:b/>
@@ -6496,8 +6504,9 @@
         <w:color w:val="646464"/>
         <w:sz w:val="16"/>
         <w:szCs w:val="16"/>
-      </w:rPr>
-      <w:t>1.0.0</w:t>
+        <w:lang w:val="fr-FR"/>
+      </w:rPr>
+      <w:t>V</w:t>
     </w:r>
     <w:r>
       <w:rPr>
@@ -6506,8 +6515,9 @@
         <w:color w:val="646464"/>
         <w:sz w:val="16"/>
         <w:szCs w:val="16"/>
-      </w:rPr>
-      <w:t xml:space="preserve"> | </w:t>
+        <w:lang w:val="fr-FR"/>
+      </w:rPr>
+      <w:t>1.0.0</w:t>
     </w:r>
     <w:r>
       <w:rPr>
@@ -6516,8 +6526,31 @@
         <w:color w:val="646464"/>
         <w:sz w:val="16"/>
         <w:szCs w:val="16"/>
-      </w:rPr>
-      <w:t>October 2025</w:t>
+        <w:lang w:val="fr-FR"/>
+      </w:rPr>
+      <w:t xml:space="preserve"> | </w:t>
+    </w:r>
+    <w:r>
+      <w:rPr>
+        <w:b/>
+        <w:bCs/>
+        <w:color w:val="646464"/>
+        <w:sz w:val="16"/>
+        <w:szCs w:val="16"/>
+        <w:lang w:val="fr-FR"/>
+      </w:rPr>
+      <w:t>Ma</w:t>
+    </w:r>
+    <w:r>
+      <w:rPr>
+        <w:b/>
+        <w:bCs/>
+        <w:color w:val="646464"/>
+        <w:sz w:val="16"/>
+        <w:szCs w:val="16"/>
+        <w:lang w:val="fr-FR"/>
+      </w:rPr>
+      <w:t>rch 2026</w:t>
     </w:r>
   </w:p>
   <w:p>
@@ -6534,6 +6567,7 @@
         <w:color w:val="646464"/>
         <w:sz w:val="36"/>
         <w:szCs w:val="36"/>
+        <w:lang w:val="fr-FR"/>
       </w:rPr>
     </w:pPr>
     <w:r>
@@ -6621,6 +6655,7 @@
         </wp:anchor>
       </w:drawing>
     </w:r>
+    <w:proofErr w:type="spellStart"/>
     <w:r>
       <w:rPr>
         <w:rFonts w:ascii="Roboto" w:hAnsi="Roboto"/>
@@ -6629,9 +6664,11 @@
         <w:color w:val="646464"/>
         <w:sz w:val="36"/>
         <w:szCs w:val="36"/>
+        <w:lang w:val="fr-FR"/>
       </w:rPr>
       <w:t>Chatterbox</w:t>
     </w:r>
+    <w:proofErr w:type="spellEnd"/>
   </w:p>
   <w:p>
     <w:pPr>
@@ -6643,6 +6680,7 @@
         <w:caps/>
         <w:color w:val="646464"/>
         <w:sz w:val="32"/>
+        <w:lang w:val="fr-FR"/>
       </w:rPr>
     </w:pPr>
     <w:r>
@@ -6653,6 +6691,7 @@
         <w:caps/>
         <w:color w:val="646464"/>
         <w:sz w:val="32"/>
+        <w:lang w:val="fr-FR"/>
       </w:rPr>
       <w:t>user Guide</w:t>
     </w:r>
@@ -6663,6 +6702,7 @@
       <w:rPr>
         <w:sz w:val="16"/>
         <w:szCs w:val="16"/>
+        <w:lang w:val="fr-FR"/>
       </w:rPr>
     </w:pPr>
   </w:p>
@@ -11720,6 +11760,14 @@
     <w:abstractNumId w:val="13"/>
   </w:num>
 </w:numbering>
+</file>
+
+<file path=word/people.xml><?xml version="1.0" encoding="utf-8"?>
+<w15:people xmlns:wpc="http://schemas.microsoft.com/office/word/2010/wordprocessingCanvas" xmlns:cx="http://schemas.microsoft.com/office/drawing/2014/chartex" xmlns:cx1="http://schemas.microsoft.com/office/drawing/2015/9/8/chartex" xmlns:cx2="http://schemas.microsoft.com/office/drawing/2015/10/21/chartex" xmlns:cx3="http://schemas.microsoft.com/office/drawing/2016/5/9/chartex" xmlns:cx4="http://schemas.microsoft.com/office/drawing/2016/5/10/chartex" xmlns:cx5="http://schemas.microsoft.com/office/drawing/2016/5/11/chartex" xmlns:cx6="http://schemas.microsoft.com/office/drawing/2016/5/12/chartex" xmlns:cx7="http://schemas.microsoft.com/office/drawing/2016/5/13/chartex" xmlns:cx8="http://schemas.microsoft.com/office/drawing/2016/5/14/chartex" xmlns:mc="http://schemas.openxmlformats.org/markup-compatibility/2006" xmlns:aink="http://schemas.microsoft.com/office/drawing/2016/ink" xmlns:am3d="http://schemas.microsoft.com/office/drawing/2017/model3d" xmlns:o="urn:schemas-microsoft-com:office:office" xmlns:oel="http://schemas.microsoft.com/office/2019/extlst" xmlns:r="http://schemas.openxmlformats.org/officeDocument/2006/relationships" xmlns:m="http://schemas.openxmlformats.org/officeDocument/2006/math" xmlns:v="urn:schemas-microsoft-com:vml" xmlns:wp14="http://schemas.microsoft.com/office/word/2010/wordprocessingDrawing" xmlns:wp="http://schemas.openxmlformats.org/drawingml/2006/wordprocessingDrawing" xmlns:w10="urn:schemas-microsoft-com:office:word" xmlns:w="http://schemas.openxmlformats.org/wordprocessingml/2006/main" xmlns:w14="http://schemas.microsoft.com/office/word/2010/wordml" xmlns:w15="http://schemas.microsoft.com/office/word/2012/wordml" xmlns:w16cex="http://schemas.microsoft.com/office/word/2018/wordml/cex" xmlns:w16cid="http://schemas.microsoft.com/office/word/2016/wordml/cid" xmlns:w16="http://schemas.microsoft.com/office/word/2018/wordml" xmlns:w16du="http://schemas.microsoft.com/office/word/2023/wordml/word16du" xmlns:w16sdtdh="http://schemas.microsoft.com/office/word/2020/wordml/sdtdatahash" xmlns:w16sdtfl="http://schemas.microsoft.com/office/word/2024/wordml/sdtformatlock" xmlns:w16se="http://schemas.microsoft.com/office/word/2015/wordml/symex" xmlns:wpg="http://schemas.microsoft.com/office/word/2010/wordprocessingGroup" xmlns:wpi="http://schemas.microsoft.com/office/word/2010/wordprocessingInk" xmlns:wne="http://schemas.microsoft.com/office/word/2006/wordml" xmlns:wps="http://schemas.microsoft.com/office/word/2010/wordprocessingShape" mc:Ignorable="w14 w15 w16se w16cid w16 w16cex w16sdtdh w16sdtfl w16du wp14">
+  <w15:person w15:author="Tyler Fentie">
+    <w15:presenceInfo w15:providerId="AD" w15:userId="S::tylerf@neilsquire.ca::0112b722-67ca-495b-aeb6-8053c2afdc79"/>
+  </w15:person>
+</w15:people>
 </file>
 
 <file path=word/styles.xml><?xml version="1.0" encoding="utf-8"?>
@@ -13011,19 +13059,6 @@
       <w:szCs w:val="20"/>
     </w:rPr>
   </w:style>
-  <w:style w:type="paragraph" w:styleId="TOC3">
-    <w:name w:val="toc 3"/>
-    <w:basedOn w:val="Normal"/>
-    <w:next w:val="Normal"/>
-    <w:autoRedefine/>
-    <w:uiPriority w:val="39"/>
-    <w:unhideWhenUsed/>
-    <w:rsid w:val="003370E2"/>
-    <w:pPr>
-      <w:spacing w:after="100"/>
-      <w:ind w:left="440"/>
-    </w:pPr>
-  </w:style>
 </w:styles>
 </file>
 
@@ -13323,32 +13358,8 @@
 </file>
 
 <file path=customXml/item1.xml><?xml version="1.0" encoding="utf-8"?>
-<?mso-contentType ?>
-<FormTemplates xmlns="http://schemas.microsoft.com/sharepoint/v3/contenttype/forms">
-  <Display>DocumentLibraryForm</Display>
-  <Edit>DocumentLibraryForm</Edit>
-  <New>DocumentLibraryForm</New>
-</FormTemplates>
-</file>
-
-<file path=customXml/item2.xml><?xml version="1.0" encoding="utf-8"?>
-<b:Sources xmlns:b="http://schemas.openxmlformats.org/officeDocument/2006/bibliography" xmlns="http://schemas.openxmlformats.org/officeDocument/2006/bibliography" SelectedStyle="\APASixthEditionOfficeOnline.xsl" StyleName="APA" Version="6"/>
-</file>
-
-<file path=customXml/item3.xml><?xml version="1.0" encoding="utf-8"?>
-<p:properties xmlns:p="http://schemas.microsoft.com/office/2006/metadata/properties" xmlns:xsi="http://www.w3.org/2001/XMLSchema-instance" xmlns:pc="http://schemas.microsoft.com/office/infopath/2007/PartnerControls">
-  <documentManagement>
-    <TaxCatchAll xmlns="72c39c84-b0a3-45a2-a38c-ff46bb47f11f" xsi:nil="true"/>
-    <lcf76f155ced4ddcb4097134ff3c332f xmlns="cf9f6c1f-8ad0-4eb8-bb2b-fb0b622a341e">
-      <Terms xmlns="http://schemas.microsoft.com/office/infopath/2007/PartnerControls"/>
-    </lcf76f155ced4ddcb4097134ff3c332f>
-  </documentManagement>
-</p:properties>
-</file>
-
-<file path=customXml/item4.xml><?xml version="1.0" encoding="utf-8"?>
-<ct:contentTypeSchema xmlns:ct="http://schemas.microsoft.com/office/2006/metadata/contentType" xmlns:ma="http://schemas.microsoft.com/office/2006/metadata/properties/metaAttributes" ct:_="" ma:_="" ma:contentTypeName="Document" ma:contentTypeID="0x010100B51EC7ECFAC78D4E8EF6CBAFFF0B3505" ma:contentTypeVersion="19" ma:contentTypeDescription="Create a new document." ma:contentTypeScope="" ma:versionID="5c1b9c823c4c056c7e05980495393fcd">
-  <xsd:schema xmlns:xsd="http://www.w3.org/2001/XMLSchema" xmlns:xs="http://www.w3.org/2001/XMLSchema" xmlns:p="http://schemas.microsoft.com/office/2006/metadata/properties" xmlns:ns2="cf9f6c1f-8ad0-4eb8-bb2b-fb0b622a341e" xmlns:ns3="72c39c84-b0a3-45a2-a38c-ff46bb47f11f" targetNamespace="http://schemas.microsoft.com/office/2006/metadata/properties" ma:root="true" ma:fieldsID="432eb190a40d519ccc5fb67819ee5399" ns2:_="" ns3:_="">
+<ct:contentTypeSchema xmlns:ct="http://schemas.microsoft.com/office/2006/metadata/contentType" xmlns:ma="http://schemas.microsoft.com/office/2006/metadata/properties/metaAttributes" ct:_="" ma:_="" ma:contentTypeName="Document" ma:contentTypeID="0x010100B51EC7ECFAC78D4E8EF6CBAFFF0B3505" ma:contentTypeVersion="19" ma:contentTypeDescription="Create a new document." ma:contentTypeScope="" ma:versionID="5d9401e09799b0dc5f93c06ba9768007">
+  <xsd:schema xmlns:xsd="http://www.w3.org/2001/XMLSchema" xmlns:xs="http://www.w3.org/2001/XMLSchema" xmlns:p="http://schemas.microsoft.com/office/2006/metadata/properties" xmlns:ns2="cf9f6c1f-8ad0-4eb8-bb2b-fb0b622a341e" xmlns:ns3="72c39c84-b0a3-45a2-a38c-ff46bb47f11f" targetNamespace="http://schemas.microsoft.com/office/2006/metadata/properties" ma:root="true" ma:fieldsID="70cec36318042db763ca353140da6103" ns2:_="" ns3:_="">
     <xsd:import namespace="cf9f6c1f-8ad0-4eb8-bb2b-fb0b622a341e"/>
     <xsd:import namespace="72c39c84-b0a3-45a2-a38c-ff46bb47f11f"/>
     <xsd:element name="properties">
@@ -13601,35 +13612,32 @@
 </ct:contentTypeSchema>
 </file>
 
-<file path=customXml/itemProps1.xml><?xml version="1.0" encoding="utf-8"?>
-<ds:datastoreItem xmlns:ds="http://schemas.openxmlformats.org/officeDocument/2006/customXml" ds:itemID="{ACC29BBC-5726-4142-9A8E-292B33DB533F}">
-  <ds:schemaRefs>
-    <ds:schemaRef ds:uri="http://schemas.microsoft.com/sharepoint/v3/contenttype/forms"/>
-  </ds:schemaRefs>
-</ds:datastoreItem>
+<file path=customXml/item2.xml><?xml version="1.0" encoding="utf-8"?>
+<p:properties xmlns:p="http://schemas.microsoft.com/office/2006/metadata/properties" xmlns:xsi="http://www.w3.org/2001/XMLSchema-instance" xmlns:pc="http://schemas.microsoft.com/office/infopath/2007/PartnerControls">
+  <documentManagement>
+    <TaxCatchAll xmlns="72c39c84-b0a3-45a2-a38c-ff46bb47f11f" xsi:nil="true"/>
+    <lcf76f155ced4ddcb4097134ff3c332f xmlns="cf9f6c1f-8ad0-4eb8-bb2b-fb0b622a341e">
+      <Terms xmlns="http://schemas.microsoft.com/office/infopath/2007/PartnerControls"/>
+    </lcf76f155ced4ddcb4097134ff3c332f>
+  </documentManagement>
+</p:properties>
 </file>
 
-<file path=customXml/itemProps2.xml><?xml version="1.0" encoding="utf-8"?>
-<ds:datastoreItem xmlns:ds="http://schemas.openxmlformats.org/officeDocument/2006/customXml" ds:itemID="{D06DF4BF-B548-4F84-80FD-4DC2F4705E55}">
-  <ds:schemaRefs>
-    <ds:schemaRef ds:uri="http://schemas.openxmlformats.org/officeDocument/2006/bibliography"/>
-  </ds:schemaRefs>
-</ds:datastoreItem>
+<file path=customXml/item3.xml><?xml version="1.0" encoding="utf-8"?>
+<b:Sources xmlns:b="http://schemas.openxmlformats.org/officeDocument/2006/bibliography" xmlns="http://schemas.openxmlformats.org/officeDocument/2006/bibliography" SelectedStyle="\APASixthEditionOfficeOnline.xsl" StyleName="APA" Version="6"/>
 </file>
 
-<file path=customXml/itemProps3.xml><?xml version="1.0" encoding="utf-8"?>
-<ds:datastoreItem xmlns:ds="http://schemas.openxmlformats.org/officeDocument/2006/customXml" ds:itemID="{81B1CED3-2719-4F34-9288-9C0D1515A53D}">
-  <ds:schemaRefs>
-    <ds:schemaRef ds:uri="http://schemas.microsoft.com/office/2006/metadata/properties"/>
-    <ds:schemaRef ds:uri="http://schemas.microsoft.com/office/infopath/2007/PartnerControls"/>
-    <ds:schemaRef ds:uri="72c39c84-b0a3-45a2-a38c-ff46bb47f11f"/>
-    <ds:schemaRef ds:uri="cf9f6c1f-8ad0-4eb8-bb2b-fb0b622a341e"/>
-  </ds:schemaRefs>
-</ds:datastoreItem>
+<file path=customXml/item4.xml><?xml version="1.0" encoding="utf-8"?>
+<?mso-contentType ?>
+<FormTemplates xmlns="http://schemas.microsoft.com/sharepoint/v3/contenttype/forms">
+  <Display>DocumentLibraryForm</Display>
+  <Edit>DocumentLibraryForm</Edit>
+  <New>DocumentLibraryForm</New>
+</FormTemplates>
 </file>
 
-<file path=customXml/itemProps4.xml><?xml version="1.0" encoding="utf-8"?>
-<ds:datastoreItem xmlns:ds="http://schemas.openxmlformats.org/officeDocument/2006/customXml" ds:itemID="{FDA61523-C5B1-4AB7-A74E-08EC0EAED841}">
+<file path=customXml/itemProps1.xml><?xml version="1.0" encoding="utf-8"?>
+<ds:datastoreItem xmlns:ds="http://schemas.openxmlformats.org/officeDocument/2006/customXml" ds:itemID="{B1D51765-AF60-4B5E-A254-CA5F64E518E5}">
   <ds:schemaRefs>
     <ds:schemaRef ds:uri="http://schemas.microsoft.com/office/2006/metadata/contentType"/>
     <ds:schemaRef ds:uri="http://schemas.microsoft.com/office/2006/metadata/properties/metaAttributes"/>
@@ -13645,4 +13653,31 @@
     <ds:schemaRef ds:uri="http://schemas.microsoft.com/internal/obd"/>
   </ds:schemaRefs>
 </ds:datastoreItem>
+</file>
+
+<file path=customXml/itemProps2.xml><?xml version="1.0" encoding="utf-8"?>
+<ds:datastoreItem xmlns:ds="http://schemas.openxmlformats.org/officeDocument/2006/customXml" ds:itemID="{81B1CED3-2719-4F34-9288-9C0D1515A53D}">
+  <ds:schemaRefs>
+    <ds:schemaRef ds:uri="http://schemas.microsoft.com/office/2006/metadata/properties"/>
+    <ds:schemaRef ds:uri="http://schemas.microsoft.com/office/infopath/2007/PartnerControls"/>
+    <ds:schemaRef ds:uri="72c39c84-b0a3-45a2-a38c-ff46bb47f11f"/>
+    <ds:schemaRef ds:uri="cf9f6c1f-8ad0-4eb8-bb2b-fb0b622a341e"/>
+  </ds:schemaRefs>
+</ds:datastoreItem>
+</file>
+
+<file path=customXml/itemProps3.xml><?xml version="1.0" encoding="utf-8"?>
+<ds:datastoreItem xmlns:ds="http://schemas.openxmlformats.org/officeDocument/2006/customXml" ds:itemID="{D06DF4BF-B548-4F84-80FD-4DC2F4705E55}">
+  <ds:schemaRefs>
+    <ds:schemaRef ds:uri="http://schemas.openxmlformats.org/officeDocument/2006/bibliography"/>
+  </ds:schemaRefs>
+</ds:datastoreItem>
+</file>
+
+<file path=customXml/itemProps4.xml><?xml version="1.0" encoding="utf-8"?>
+<ds:datastoreItem xmlns:ds="http://schemas.openxmlformats.org/officeDocument/2006/customXml" ds:itemID="{ACC29BBC-5726-4142-9A8E-292B33DB533F}">
+  <ds:schemaRefs>
+    <ds:schemaRef ds:uri="http://schemas.microsoft.com/sharepoint/v3/contenttype/forms"/>
+  </ds:schemaRefs>
+</ds:datastoreItem>
 </file>